--- a/AUTH_SIMPLE_MODE.docx
+++ b/AUTH_SIMPLE_MODE.docx
@@ -506,13 +506,28 @@
     </w:p>
     <w:bookmarkEnd w:id="23"/>
     <w:bookmarkEnd w:id="24"/>
-    <w:bookmarkStart w:id="26" w:name="cómo-funciona-el-primer-login"/>
+    <w:bookmarkStart w:id="27" w:name="cómo-funciona-el-primer-login"/>
     <w:p>
       <w:pPr>
         <w:pStyle w:val="Heading2"/>
       </w:pPr>
       <w:r>
         <w:t xml:space="preserve">🔄 Cómo Funciona el Primer Login</w:t>
+      </w:r>
+    </w:p>
+    <w:p>
+      <w:pPr>
+        <w:pStyle w:val="BlockText"/>
+      </w:pPr>
+      <w:r>
+        <w:rPr>
+          <w:bCs/>
+          <w:b/>
+        </w:rPr>
+        <w:t xml:space="preserve">IMPORTANTE</w:t>
+      </w:r>
+      <w:r>
+        <w:t xml:space="preserve">: TODOS los usuarios (incluido MASTER) deben cambiar la contraseña inicial en su primer login.</w:t>
       </w:r>
     </w:p>
     <w:p>
@@ -534,22 +549,31 @@
         <w:t xml:space="preserve"> </w:t>
       </w:r>
       <w:r>
-        <w:t xml:space="preserve">→ Se crea el usuario MASTER con</w:t>
-      </w:r>
-      <w:r>
-        <w:t xml:space="preserve"> </w:t>
-      </w:r>
-      <w:r>
-        <w:rPr>
-          <w:rStyle w:val="VerbatimChar"/>
-        </w:rPr>
-        <w:t xml:space="preserve">mustChangePassword: false</w:t>
-      </w:r>
-      <w:r>
-        <w:t xml:space="preserve"> </w:t>
-      </w:r>
-      <w:r>
-        <w:t xml:space="preserve">(el master inicial ya conoce su contraseña)</w:t>
+        <w:t xml:space="preserve">→ Se crea el usuario MASTER con contraseña</w:t>
+      </w:r>
+      <w:r>
+        <w:t xml:space="preserve"> </w:t>
+      </w:r>
+      <w:r>
+        <w:rPr>
+          <w:rStyle w:val="VerbatimChar"/>
+        </w:rPr>
+        <w:t xml:space="preserve">ElChele1234!</w:t>
+      </w:r>
+      <w:r>
+        <w:t xml:space="preserve"> </w:t>
+      </w:r>
+      <w:r>
+        <w:t xml:space="preserve">y</w:t>
+      </w:r>
+      <w:r>
+        <w:t xml:space="preserve"> </w:t>
+      </w:r>
+      <w:r>
+        <w:rPr>
+          <w:rStyle w:val="VerbatimChar"/>
+        </w:rPr>
+        <w:t xml:space="preserve">mustChangePassword: true</w:t>
       </w:r>
     </w:p>
     <w:p>
@@ -565,22 +589,28 @@
           <w:bCs/>
           <w:b/>
         </w:rPr>
-        <w:t xml:space="preserve">El master crea un nuevo usuario</w:t>
-      </w:r>
-      <w:r>
-        <w:t xml:space="preserve"> </w:t>
-      </w:r>
-      <w:r>
-        <w:t xml:space="preserve">→ El usuario se crea con</w:t>
-      </w:r>
-      <w:r>
-        <w:t xml:space="preserve"> </w:t>
-      </w:r>
-      <w:r>
-        <w:rPr>
-          <w:rStyle w:val="VerbatimChar"/>
-        </w:rPr>
-        <w:t xml:space="preserve">mustChangePassword: true</w:t>
+        <w:t xml:space="preserve">El MASTER hace su primer login</w:t>
+      </w:r>
+      <w:r>
+        <w:t xml:space="preserve"> </w:t>
+      </w:r>
+      <w:r>
+        <w:t xml:space="preserve">→ Es redirigido a</w:t>
+      </w:r>
+      <w:r>
+        <w:t xml:space="preserve"> </w:t>
+      </w:r>
+      <w:r>
+        <w:rPr>
+          <w:rStyle w:val="VerbatimChar"/>
+        </w:rPr>
+        <w:t xml:space="preserve">/app/change-password</w:t>
+      </w:r>
+      <w:r>
+        <w:t xml:space="preserve"> </w:t>
+      </w:r>
+      <w:r>
+        <w:t xml:space="preserve">para cambiar la contraseña inicial</w:t>
       </w:r>
     </w:p>
     <w:p>
@@ -596,37 +626,25 @@
           <w:bCs/>
           <w:b/>
         </w:rPr>
-        <w:t xml:space="preserve">El nuevo usuario hace login</w:t>
-      </w:r>
-      <w:r>
-        <w:t xml:space="preserve"> </w:t>
-      </w:r>
-      <w:r>
-        <w:t xml:space="preserve">→ El backend detecta</w:t>
-      </w:r>
-      <w:r>
-        <w:t xml:space="preserve"> </w:t>
-      </w:r>
-      <w:r>
-        <w:rPr>
-          <w:rStyle w:val="VerbatimChar"/>
-        </w:rPr>
-        <w:t xml:space="preserve">mustChangePassword: true</w:t>
-      </w:r>
-      <w:r>
-        <w:t xml:space="preserve"> </w:t>
-      </w:r>
-      <w:r>
-        <w:t xml:space="preserve">y retorna</w:t>
-      </w:r>
-      <w:r>
-        <w:t xml:space="preserve"> </w:t>
-      </w:r>
-      <w:r>
-        <w:rPr>
-          <w:rStyle w:val="VerbatimChar"/>
-        </w:rPr>
-        <w:t xml:space="preserve">redirectTo: "/app/change-password"</w:t>
+        <w:t xml:space="preserve">El MASTER cambia su contraseña</w:t>
+      </w:r>
+      <w:r>
+        <w:t xml:space="preserve"> </w:t>
+      </w:r>
+      <w:r>
+        <w:t xml:space="preserve">→ Se marca</w:t>
+      </w:r>
+      <w:r>
+        <w:t xml:space="preserve"> </w:t>
+      </w:r>
+      <w:r>
+        <w:rPr>
+          <w:rStyle w:val="VerbatimChar"/>
+        </w:rPr>
+        <w:t xml:space="preserve">mustChangePassword: false</w:t>
+      </w:r>
+      <w:r>
+        <w:t xml:space="preserve">, sesiones revocadas</w:t>
       </w:r>
     </w:p>
     <w:p>
@@ -642,52 +660,37 @@
           <w:bCs/>
           <w:b/>
         </w:rPr>
-        <w:t xml:space="preserve">El frontend redirige</w:t>
-      </w:r>
-      <w:r>
-        <w:t xml:space="preserve"> </w:t>
-      </w:r>
-      <w:r>
-        <w:t xml:space="preserve">→ El layout de</w:t>
-      </w:r>
-      <w:r>
-        <w:t xml:space="preserve"> </w:t>
-      </w:r>
-      <w:r>
-        <w:rPr>
-          <w:rStyle w:val="VerbatimChar"/>
-        </w:rPr>
-        <w:t xml:space="preserve">/app/*</w:t>
-      </w:r>
-      <w:r>
-        <w:t xml:space="preserve"> </w:t>
-      </w:r>
-      <w:r>
-        <w:t xml:space="preserve">verifica</w:t>
-      </w:r>
-      <w:r>
-        <w:t xml:space="preserve"> </w:t>
-      </w:r>
-      <w:r>
-        <w:rPr>
-          <w:rStyle w:val="VerbatimChar"/>
-        </w:rPr>
-        <w:t xml:space="preserve">mustChangePassword</w:t>
-      </w:r>
-      <w:r>
-        <w:t xml:space="preserve"> </w:t>
-      </w:r>
-      <w:r>
-        <w:t xml:space="preserve">en la sesión y fuerza la redirección a</w:t>
-      </w:r>
-      <w:r>
-        <w:t xml:space="preserve"> </w:t>
-      </w:r>
-      <w:r>
-        <w:rPr>
-          <w:rStyle w:val="VerbatimChar"/>
-        </w:rPr>
-        <w:t xml:space="preserve">/app/change-password</w:t>
+        <w:t xml:space="preserve">El MASTER crea un nuevo usuario</w:t>
+      </w:r>
+      <w:r>
+        <w:t xml:space="preserve"> </w:t>
+      </w:r>
+      <w:r>
+        <w:t xml:space="preserve">→ El usuario se crea automáticamente con contraseña</w:t>
+      </w:r>
+      <w:r>
+        <w:t xml:space="preserve"> </w:t>
+      </w:r>
+      <w:r>
+        <w:rPr>
+          <w:rStyle w:val="VerbatimChar"/>
+        </w:rPr>
+        <w:t xml:space="preserve">ElChele1234!</w:t>
+      </w:r>
+      <w:r>
+        <w:t xml:space="preserve"> </w:t>
+      </w:r>
+      <w:r>
+        <w:t xml:space="preserve">y</w:t>
+      </w:r>
+      <w:r>
+        <w:t xml:space="preserve"> </w:t>
+      </w:r>
+      <w:r>
+        <w:rPr>
+          <w:rStyle w:val="VerbatimChar"/>
+        </w:rPr>
+        <w:t xml:space="preserve">mustChangePassword: true</w:t>
       </w:r>
     </w:p>
     <w:p>
@@ -703,28 +706,37 @@
           <w:bCs/>
           <w:b/>
         </w:rPr>
-        <w:t xml:space="preserve">El usuario cambia su contraseña</w:t>
-      </w:r>
-      <w:r>
-        <w:t xml:space="preserve"> </w:t>
-      </w:r>
-      <w:r>
-        <w:t xml:space="preserve">→ El backend marca</w:t>
-      </w:r>
-      <w:r>
-        <w:t xml:space="preserve"> </w:t>
-      </w:r>
-      <w:r>
-        <w:rPr>
-          <w:rStyle w:val="VerbatimChar"/>
-        </w:rPr>
-        <w:t xml:space="preserve">mustChangePassword: false</w:t>
-      </w:r>
-      <w:r>
-        <w:t xml:space="preserve"> </w:t>
-      </w:r>
-      <w:r>
-        <w:t xml:space="preserve">y revoca todas las sesiones</w:t>
+        <w:t xml:space="preserve">El nuevo usuario hace login</w:t>
+      </w:r>
+      <w:r>
+        <w:t xml:space="preserve"> </w:t>
+      </w:r>
+      <w:r>
+        <w:t xml:space="preserve">→ El backend detecta</w:t>
+      </w:r>
+      <w:r>
+        <w:t xml:space="preserve"> </w:t>
+      </w:r>
+      <w:r>
+        <w:rPr>
+          <w:rStyle w:val="VerbatimChar"/>
+        </w:rPr>
+        <w:t xml:space="preserve">mustChangePassword: true</w:t>
+      </w:r>
+      <w:r>
+        <w:t xml:space="preserve"> </w:t>
+      </w:r>
+      <w:r>
+        <w:t xml:space="preserve">y retorna</w:t>
+      </w:r>
+      <w:r>
+        <w:t xml:space="preserve"> </w:t>
+      </w:r>
+      <w:r>
+        <w:rPr>
+          <w:rStyle w:val="VerbatimChar"/>
+        </w:rPr>
+        <w:t xml:space="preserve">redirectTo: "/app/change-password"</w:t>
       </w:r>
     </w:p>
     <w:p>
@@ -740,6 +752,40 @@
           <w:bCs/>
           <w:b/>
         </w:rPr>
+        <w:t xml:space="preserve">El usuario cambia su contraseña</w:t>
+      </w:r>
+      <w:r>
+        <w:t xml:space="preserve"> </w:t>
+      </w:r>
+      <w:r>
+        <w:t xml:space="preserve">→ Se marca</w:t>
+      </w:r>
+      <w:r>
+        <w:t xml:space="preserve"> </w:t>
+      </w:r>
+      <w:r>
+        <w:rPr>
+          <w:rStyle w:val="VerbatimChar"/>
+        </w:rPr>
+        <w:t xml:space="preserve">mustChangePassword: false</w:t>
+      </w:r>
+      <w:r>
+        <w:t xml:space="preserve">, sesiones revocadas</w:t>
+      </w:r>
+    </w:p>
+    <w:p>
+      <w:pPr>
+        <w:numPr>
+          <w:ilvl w:val="0"/>
+          <w:numId w:val="1001"/>
+        </w:numPr>
+        <w:pStyle w:val="Compact"/>
+      </w:pPr>
+      <w:r>
+        <w:rPr>
+          <w:bCs/>
+          <w:b/>
+        </w:rPr>
         <w:t xml:space="preserve">Re-login</w:t>
       </w:r>
       <w:r>
@@ -749,12 +795,81 @@
         <w:t xml:space="preserve">→ El usuario inicia sesión con su nueva contraseña y accede normalmente</w:t>
       </w:r>
     </w:p>
-    <w:bookmarkStart w:id="25" w:name="flujo-visual"/>
+    <w:bookmarkStart w:id="25" w:name="contraseña-universal"/>
     <w:p>
       <w:pPr>
         <w:pStyle w:val="Heading3"/>
       </w:pPr>
       <w:r>
+        <w:t xml:space="preserve">Contraseña Universal</w:t>
+      </w:r>
+    </w:p>
+    <w:p>
+      <w:pPr>
+        <w:pStyle w:val="FirstParagraph"/>
+      </w:pPr>
+      <w:r>
+        <w:t xml:space="preserve">La contraseña</w:t>
+      </w:r>
+      <w:r>
+        <w:t xml:space="preserve"> </w:t>
+      </w:r>
+      <w:r>
+        <w:rPr>
+          <w:rStyle w:val="VerbatimChar"/>
+        </w:rPr>
+        <w:t xml:space="preserve">ElChele1234!</w:t>
+      </w:r>
+      <w:r>
+        <w:t xml:space="preserve"> </w:t>
+      </w:r>
+      <w:r>
+        <w:t xml:space="preserve">se usa como contraseña inicial universal para:</w:t>
+      </w:r>
+      <w:r>
+        <w:t xml:space="preserve"> </w:t>
+      </w:r>
+      <w:r>
+        <w:t xml:space="preserve">- ✅ Usuarios MASTER creados por seed</w:t>
+      </w:r>
+      <w:r>
+        <w:t xml:space="preserve"> </w:t>
+      </w:r>
+      <w:r>
+        <w:t xml:space="preserve">- ✅ Usuarios nuevos creados desde el panel master</w:t>
+      </w:r>
+      <w:r>
+        <w:t xml:space="preserve"> </w:t>
+      </w:r>
+      <w:r>
+        <w:t xml:space="preserve">- ✅ Resets de contraseña (tanto desde panel como por script)</w:t>
+      </w:r>
+    </w:p>
+    <w:p>
+      <w:pPr>
+        <w:pStyle w:val="BodyText"/>
+      </w:pPr>
+      <w:r>
+        <w:rPr>
+          <w:bCs/>
+          <w:b/>
+        </w:rPr>
+        <w:t xml:space="preserve">Nunca se generan contraseñas aleatorias.</w:t>
+      </w:r>
+      <w:r>
+        <w:t xml:space="preserve"> </w:t>
+      </w:r>
+      <w:r>
+        <w:t xml:space="preserve">Esto simplifica la comunicación con los empleados.</w:t>
+      </w:r>
+    </w:p>
+    <w:bookmarkEnd w:id="25"/>
+    <w:bookmarkStart w:id="26" w:name="flujo-visual"/>
+    <w:p>
+      <w:pPr>
+        <w:pStyle w:val="Heading3"/>
+      </w:pPr>
+      <w:r>
         <w:t xml:space="preserve">Flujo visual</w:t>
       </w:r>
     </w:p>
@@ -766,52 +881,52 @@
         <w:rPr>
           <w:rStyle w:val="VerbatimChar"/>
         </w:rPr>
-        <w:t xml:space="preserve">Usuario nuevo → Login → ¿mustChangePassword?</w:t>
-      </w:r>
-      <w:r>
-        <w:br/>
-      </w:r>
-      <w:r>
-        <w:rPr>
-          <w:rStyle w:val="VerbatimChar"/>
-        </w:rPr>
-        <w:t xml:space="preserve">                           │</w:t>
-      </w:r>
-      <w:r>
-        <w:br/>
-      </w:r>
-      <w:r>
-        <w:rPr>
-          <w:rStyle w:val="VerbatimChar"/>
-        </w:rPr>
-        <w:t xml:space="preserve">                     ┌─────┴─────┐</w:t>
-      </w:r>
-      <w:r>
-        <w:br/>
-      </w:r>
-      <w:r>
-        <w:rPr>
-          <w:rStyle w:val="VerbatimChar"/>
-        </w:rPr>
-        <w:t xml:space="preserve">                     │ Sí        │ No</w:t>
-      </w:r>
-      <w:r>
-        <w:br/>
-      </w:r>
-      <w:r>
-        <w:rPr>
-          <w:rStyle w:val="VerbatimChar"/>
-        </w:rPr>
-        <w:t xml:space="preserve">                     ▼           ▼</w:t>
-      </w:r>
-      <w:r>
-        <w:br/>
-      </w:r>
-      <w:r>
-        <w:rPr>
-          <w:rStyle w:val="VerbatimChar"/>
-        </w:rPr>
-        <w:t xml:space="preserve">              /change-password  /app (dashboard)</w:t>
+        <w:t xml:space="preserve">Seed crea MASTER (ElChele1234! + mustChangePassword: true)</w:t>
+      </w:r>
+      <w:r>
+        <w:br/>
+      </w:r>
+      <w:r>
+        <w:rPr>
+          <w:rStyle w:val="VerbatimChar"/>
+        </w:rPr>
+        <w:t xml:space="preserve">         │</w:t>
+      </w:r>
+      <w:r>
+        <w:br/>
+      </w:r>
+      <w:r>
+        <w:rPr>
+          <w:rStyle w:val="VerbatimChar"/>
+        </w:rPr>
+        <w:t xml:space="preserve">Master Login → ¿mustChangePassword?</w:t>
+      </w:r>
+      <w:r>
+        <w:br/>
+      </w:r>
+      <w:r>
+        <w:rPr>
+          <w:rStyle w:val="VerbatimChar"/>
+        </w:rPr>
+        <w:t xml:space="preserve">                     │ Sí</w:t>
+      </w:r>
+      <w:r>
+        <w:br/>
+      </w:r>
+      <w:r>
+        <w:rPr>
+          <w:rStyle w:val="VerbatimChar"/>
+        </w:rPr>
+        <w:t xml:space="preserve">                     ▼</w:t>
+      </w:r>
+      <w:r>
+        <w:br/>
+      </w:r>
+      <w:r>
+        <w:rPr>
+          <w:rStyle w:val="VerbatimChar"/>
+        </w:rPr>
+        <w:t xml:space="preserve">              /change-password → Cambia contraseña</w:t>
       </w:r>
       <w:r>
         <w:br/>
@@ -829,7 +944,7 @@
         <w:rPr>
           <w:rStyle w:val="VerbatimChar"/>
         </w:rPr>
-        <w:t xml:space="preserve">              Cambia contraseña</w:t>
+        <w:t xml:space="preserve">              Re-login → Dashboard</w:t>
       </w:r>
       <w:r>
         <w:br/>
@@ -847,7 +962,7 @@
         <w:rPr>
           <w:rStyle w:val="VerbatimChar"/>
         </w:rPr>
-        <w:t xml:space="preserve">              Sesiones revocadas</w:t>
+        <w:t xml:space="preserve">         Master crea usuario (ElChele1234! automático)</w:t>
       </w:r>
       <w:r>
         <w:br/>
@@ -865,7 +980,52 @@
         <w:rPr>
           <w:rStyle w:val="VerbatimChar"/>
         </w:rPr>
-        <w:t xml:space="preserve">              Re-login → /app (dashboard)</w:t>
+        <w:t xml:space="preserve">         Nuevo usuario login → ¿mustChangePassword?</w:t>
+      </w:r>
+      <w:r>
+        <w:br/>
+      </w:r>
+      <w:r>
+        <w:rPr>
+          <w:rStyle w:val="VerbatimChar"/>
+        </w:rPr>
+        <w:t xml:space="preserve">                                    │ Sí</w:t>
+      </w:r>
+      <w:r>
+        <w:br/>
+      </w:r>
+      <w:r>
+        <w:rPr>
+          <w:rStyle w:val="VerbatimChar"/>
+        </w:rPr>
+        <w:t xml:space="preserve">                                    ▼</w:t>
+      </w:r>
+      <w:r>
+        <w:br/>
+      </w:r>
+      <w:r>
+        <w:rPr>
+          <w:rStyle w:val="VerbatimChar"/>
+        </w:rPr>
+        <w:t xml:space="preserve">                             /change-password → Cambia contraseña</w:t>
+      </w:r>
+      <w:r>
+        <w:br/>
+      </w:r>
+      <w:r>
+        <w:rPr>
+          <w:rStyle w:val="VerbatimChar"/>
+        </w:rPr>
+        <w:t xml:space="preserve">                                    │</w:t>
+      </w:r>
+      <w:r>
+        <w:br/>
+      </w:r>
+      <w:r>
+        <w:rPr>
+          <w:rStyle w:val="VerbatimChar"/>
+        </w:rPr>
+        <w:t xml:space="preserve">                             Re-login → Dashboard</w:t>
       </w:r>
     </w:p>
     <w:p>
@@ -875,9 +1035,9 @@
         </w:pict>
       </w:r>
     </w:p>
-    <w:bookmarkEnd w:id="25"/>
     <w:bookmarkEnd w:id="26"/>
-    <w:bookmarkStart w:id="29" w:name="cómo-crear-usuarios"/>
+    <w:bookmarkEnd w:id="27"/>
+    <w:bookmarkStart w:id="30" w:name="cómo-crear-usuarios"/>
     <w:p>
       <w:pPr>
         <w:pStyle w:val="Heading2"/>
@@ -886,7 +1046,7 @@
         <w:t xml:space="preserve">👥 Cómo Crear Usuarios</w:t>
       </w:r>
     </w:p>
-    <w:bookmarkStart w:id="27" w:name="desde-el-panel-master-appmasterusers"/>
+    <w:bookmarkStart w:id="28" w:name="desde-el-panel-master-appmasterusers"/>
     <w:p>
       <w:pPr>
         <w:pStyle w:val="Heading3"/>
@@ -1041,44 +1201,61 @@
           <w:bCs/>
           <w:b/>
         </w:rPr>
-        <w:t xml:space="preserve">Contraseña inicial</w:t>
-      </w:r>
-      <w:r>
-        <w:t xml:space="preserve">: contraseña temporal (mín. 8 caracteres)</w:t>
-      </w:r>
-    </w:p>
-    <w:p>
-      <w:pPr>
-        <w:numPr>
-          <w:ilvl w:val="1"/>
-          <w:numId w:val="1003"/>
-        </w:numPr>
-        <w:pStyle w:val="Compact"/>
-      </w:pPr>
+        <w:t xml:space="preserve">Rol global</w:t>
+      </w:r>
+      <w:r>
+        <w:t xml:space="preserve">:</w:t>
+      </w:r>
+      <w:r>
+        <w:t xml:space="preserve"> </w:t>
+      </w:r>
+      <w:r>
+        <w:rPr>
+          <w:rStyle w:val="VerbatimChar"/>
+        </w:rPr>
+        <w:t xml:space="preserve">MASTER</w:t>
+      </w:r>
+      <w:r>
+        <w:t xml:space="preserve"> </w:t>
+      </w:r>
+      <w:r>
+        <w:t xml:space="preserve">o vacío (sin rol global)</w:t>
+      </w:r>
+    </w:p>
+    <w:p>
+      <w:pPr>
+        <w:numPr>
+          <w:ilvl w:val="0"/>
+          <w:numId w:val="1002"/>
+        </w:numPr>
+        <w:pStyle w:val="Compact"/>
+      </w:pPr>
+      <w:r>
+        <w:t xml:space="preserve">Clic en</w:t>
+      </w:r>
+      <w:r>
+        <w:t xml:space="preserve"> </w:t>
+      </w:r>
       <w:r>
         <w:rPr>
           <w:bCs/>
           <w:b/>
         </w:rPr>
-        <w:t xml:space="preserve">Rol global</w:t>
-      </w:r>
-      <w:r>
-        <w:t xml:space="preserve">:</w:t>
-      </w:r>
-      <w:r>
-        <w:t xml:space="preserve"> </w:t>
-      </w:r>
-      <w:r>
-        <w:rPr>
-          <w:rStyle w:val="VerbatimChar"/>
-        </w:rPr>
-        <w:t xml:space="preserve">MASTER</w:t>
-      </w:r>
-      <w:r>
-        <w:t xml:space="preserve"> </w:t>
-      </w:r>
-      <w:r>
-        <w:t xml:space="preserve">o vacío (sin rol global)</w:t>
+        <w:t xml:space="preserve">“</w:t>
+      </w:r>
+      <w:r>
+        <w:rPr>
+          <w:bCs/>
+          <w:b/>
+        </w:rPr>
+        <w:t xml:space="preserve">Crear usuario</w:t>
+      </w:r>
+      <w:r>
+        <w:rPr>
+          <w:bCs/>
+          <w:b/>
+        </w:rPr>
+        <w:t xml:space="preserve">”</w:t>
       </w:r>
     </w:p>
     <w:p>
@@ -1090,7 +1267,7 @@
         <w:pStyle w:val="Compact"/>
       </w:pPr>
       <w:r>
-        <w:t xml:space="preserve">Clic en</w:t>
+        <w:t xml:space="preserve">La contraseña se asigna</w:t>
       </w:r>
       <w:r>
         <w:t xml:space="preserve"> </w:t>
@@ -1100,21 +1277,28 @@
           <w:bCs/>
           <w:b/>
         </w:rPr>
-        <w:t xml:space="preserve">“</w:t>
-      </w:r>
-      <w:r>
-        <w:rPr>
-          <w:bCs/>
-          <w:b/>
-        </w:rPr>
-        <w:t xml:space="preserve">Crear usuario</w:t>
-      </w:r>
-      <w:r>
-        <w:rPr>
-          <w:bCs/>
-          <w:b/>
-        </w:rPr>
-        <w:t xml:space="preserve">”</w:t>
+        <w:t xml:space="preserve">automáticamente</w:t>
+      </w:r>
+      <w:r>
+        <w:t xml:space="preserve"> </w:t>
+      </w:r>
+      <w:r>
+        <w:t xml:space="preserve">como</w:t>
+      </w:r>
+      <w:r>
+        <w:t xml:space="preserve"> </w:t>
+      </w:r>
+      <w:r>
+        <w:rPr>
+          <w:rStyle w:val="VerbatimChar"/>
+        </w:rPr>
+        <w:t xml:space="preserve">ElChele1234!</w:t>
+      </w:r>
+      <w:r>
+        <w:t xml:space="preserve"> </w:t>
+      </w:r>
+      <w:r>
+        <w:t xml:space="preserve">(no se puede personalizar)</w:t>
       </w:r>
     </w:p>
     <w:p>
@@ -1126,7 +1310,7 @@
         <w:pStyle w:val="Compact"/>
       </w:pPr>
       <w:r>
-        <w:t xml:space="preserve">El usuario creado tendrá</w:t>
+        <w:t xml:space="preserve">El usuario tendrá</w:t>
       </w:r>
       <w:r>
         <w:t xml:space="preserve"> </w:t>
@@ -1147,7 +1331,19 @@
         <w:pStyle w:val="Compact"/>
       </w:pPr>
       <w:r>
-        <w:t xml:space="preserve">Compartir las credenciales temporales con el empleado</w:t>
+        <w:t xml:space="preserve">Informar al empleado:</w:t>
+      </w:r>
+      <w:r>
+        <w:t xml:space="preserve"> </w:t>
+      </w:r>
+      <w:r>
+        <w:t xml:space="preserve">“</w:t>
+      </w:r>
+      <w:r>
+        <w:t xml:space="preserve">Tu contraseña es ElChele1234!, cámbiala al hacer login</w:t>
+      </w:r>
+      <w:r>
+        <w:t xml:space="preserve">”</w:t>
       </w:r>
     </w:p>
     <w:p>
@@ -1159,11 +1355,11 @@
         <w:pStyle w:val="Compact"/>
       </w:pPr>
       <w:r>
-        <w:t xml:space="preserve">En su primer login, será forzado a cambiar la contraseña</w:t>
-      </w:r>
-    </w:p>
-    <w:bookmarkEnd w:id="27"/>
-    <w:bookmarkStart w:id="28" w:name="asignar-sucursalrol"/>
+        <w:t xml:space="preserve">En su primer login, será obligado a cambiar la contraseña</w:t>
+      </w:r>
+    </w:p>
+    <w:bookmarkEnd w:id="28"/>
+    <w:bookmarkStart w:id="29" w:name="asignar-sucursalrol"/>
     <w:p>
       <w:pPr>
         <w:pStyle w:val="Heading3"/>
@@ -1340,8 +1536,8 @@
         </w:pict>
       </w:r>
     </w:p>
-    <w:bookmarkEnd w:id="28"/>
     <w:bookmarkEnd w:id="29"/>
+    <w:bookmarkEnd w:id="30"/>
     <w:bookmarkStart w:id="33" w:name="cómo-resetear-contraseñas"/>
     <w:p>
       <w:pPr>
@@ -1351,7 +1547,7 @@
         <w:t xml:space="preserve">🔁 Cómo Resetear Contraseñas</w:t>
       </w:r>
     </w:p>
-    <w:bookmarkStart w:id="30" w:name="desde-el-panel-master"/>
+    <w:bookmarkStart w:id="31" w:name="desde-el-panel-master"/>
     <w:p>
       <w:pPr>
         <w:pStyle w:val="Heading3"/>
@@ -1398,7 +1594,7 @@
           <w:bCs/>
           <w:b/>
         </w:rPr>
-        <w:t xml:space="preserve">Resetear Contraseña</w:t>
+        <w:t xml:space="preserve">Resetear Contraseña a ElChele1234!</w:t>
       </w:r>
       <w:r>
         <w:rPr>
@@ -1407,12 +1603,6 @@
         </w:rPr>
         <w:t xml:space="preserve">”</w:t>
       </w:r>
-      <w:r>
-        <w:t xml:space="preserve"> </w:t>
-      </w:r>
-      <w:r>
-        <w:t xml:space="preserve">que genera una contraseña aleatoria</w:t>
-      </w:r>
     </w:p>
     <w:p>
       <w:pPr>
@@ -1423,7 +1613,16 @@
         <w:pStyle w:val="Compact"/>
       </w:pPr>
       <w:r>
-        <w:t xml:space="preserve">Se muestra un modal con la nueva contraseña</w:t>
+        <w:t xml:space="preserve">Se muestra un modal de confirmación con la contraseña</w:t>
+      </w:r>
+      <w:r>
+        <w:t xml:space="preserve"> </w:t>
+      </w:r>
+      <w:r>
+        <w:rPr>
+          <w:rStyle w:val="VerbatimChar"/>
+        </w:rPr>
+        <w:t xml:space="preserve">ElChele1234!</w:t>
       </w:r>
     </w:p>
     <w:p>
@@ -1457,7 +1656,7 @@
         <w:pStyle w:val="Compact"/>
       </w:pPr>
       <w:r>
-        <w:t xml:space="preserve">Compartirla con el empleado</w:t>
+        <w:t xml:space="preserve">Confirmar el reset</w:t>
       </w:r>
     </w:p>
     <w:p>
@@ -1469,6 +1668,27 @@
         <w:pStyle w:val="Compact"/>
       </w:pPr>
       <w:r>
+        <w:t xml:space="preserve">Informar al empleado que su nueva contraseña es</w:t>
+      </w:r>
+      <w:r>
+        <w:t xml:space="preserve"> </w:t>
+      </w:r>
+      <w:r>
+        <w:rPr>
+          <w:rStyle w:val="VerbatimChar"/>
+        </w:rPr>
+        <w:t xml:space="preserve">ElChele1234!</w:t>
+      </w:r>
+    </w:p>
+    <w:p>
+      <w:pPr>
+        <w:numPr>
+          <w:ilvl w:val="0"/>
+          <w:numId w:val="1004"/>
+        </w:numPr>
+        <w:pStyle w:val="Compact"/>
+      </w:pPr>
+      <w:r>
         <w:t xml:space="preserve">El usuario deberá cambiarla en su siguiente login (</w:t>
       </w:r>
       <w:r>
@@ -1481,86 +1701,31 @@
         <w:t xml:space="preserve">)</w:t>
       </w:r>
     </w:p>
-    <w:bookmarkEnd w:id="30"/>
-    <w:bookmarkStart w:id="31" w:name="reset-manual-campo-de-texto"/>
-    <w:p>
-      <w:pPr>
-        <w:pStyle w:val="Heading3"/>
-      </w:pPr>
-      <w:r>
-        <w:t xml:space="preserve">Reset manual (campo de texto)</w:t>
-      </w:r>
-    </w:p>
-    <w:p>
-      <w:pPr>
-        <w:numPr>
-          <w:ilvl w:val="0"/>
-          <w:numId w:val="1005"/>
-        </w:numPr>
-        <w:pStyle w:val="Compact"/>
-      </w:pPr>
-      <w:r>
-        <w:t xml:space="preserve">Seleccionar el usuario</w:t>
-      </w:r>
-    </w:p>
-    <w:p>
-      <w:pPr>
-        <w:numPr>
-          <w:ilvl w:val="0"/>
-          <w:numId w:val="1005"/>
-        </w:numPr>
-        <w:pStyle w:val="Compact"/>
-      </w:pPr>
-      <w:r>
-        <w:t xml:space="preserve">Escribir una nueva contraseña en el campo</w:t>
-      </w:r>
-    </w:p>
-    <w:p>
-      <w:pPr>
-        <w:numPr>
-          <w:ilvl w:val="0"/>
-          <w:numId w:val="1005"/>
-        </w:numPr>
-        <w:pStyle w:val="Compact"/>
-      </w:pPr>
-      <w:r>
-        <w:t xml:space="preserve">Clic en</w:t>
-      </w:r>
-      <w:r>
-        <w:t xml:space="preserve"> </w:t>
-      </w:r>
+    <w:p>
+      <w:pPr>
+        <w:pStyle w:val="BlockText"/>
+      </w:pPr>
       <w:r>
         <w:rPr>
           <w:bCs/>
           <w:b/>
         </w:rPr>
-        <w:t xml:space="preserve">“</w:t>
-      </w:r>
-      <w:r>
-        <w:rPr>
-          <w:bCs/>
-          <w:b/>
-        </w:rPr>
-        <w:t xml:space="preserve">Guardar contraseña</w:t>
-      </w:r>
-      <w:r>
-        <w:rPr>
-          <w:bCs/>
-          <w:b/>
-        </w:rPr>
-        <w:t xml:space="preserve">”</w:t>
-      </w:r>
-    </w:p>
-    <w:p>
-      <w:pPr>
-        <w:numPr>
-          <w:ilvl w:val="0"/>
-          <w:numId w:val="1005"/>
-        </w:numPr>
-        <w:pStyle w:val="Compact"/>
-      </w:pPr>
-      <w:r>
-        <w:t xml:space="preserve">El usuario deberá cambiarla en su siguiente login</w:t>
+        <w:t xml:space="preserve">Nota</w:t>
+      </w:r>
+      <w:r>
+        <w:t xml:space="preserve">: No se generan contraseñas aleatorias. Siempre se restablece a</w:t>
+      </w:r>
+      <w:r>
+        <w:t xml:space="preserve"> </w:t>
+      </w:r>
+      <w:r>
+        <w:rPr>
+          <w:rStyle w:val="VerbatimChar"/>
+        </w:rPr>
+        <w:t xml:space="preserve">ElChele1234!</w:t>
+      </w:r>
+      <w:r>
+        <w:t xml:space="preserve">.</w:t>
       </w:r>
     </w:p>
     <w:bookmarkEnd w:id="31"/>
@@ -1581,7 +1746,7 @@
         <w:rPr>
           <w:rStyle w:val="CommentTok"/>
         </w:rPr>
-        <w:t xml:space="preserve"># Desarrollo</w:t>
+        <w:t xml:space="preserve"># Desarrollo — restablece a ElChele1234!</w:t>
       </w:r>
       <w:r>
         <w:br/>
@@ -1623,7 +1788,34 @@
         <w:rPr>
           <w:rStyle w:val="CommentTok"/>
         </w:rPr>
-        <w:t xml:space="preserve"># Producción (con nueva contraseña)</w:t>
+        <w:t xml:space="preserve"># Producción — restablece a ElChele1234! con mustChangePassword: true</w:t>
+      </w:r>
+      <w:r>
+        <w:br/>
+      </w:r>
+      <w:r>
+        <w:rPr>
+          <w:rStyle w:val="ExtensionTok"/>
+        </w:rPr>
+        <w:t xml:space="preserve">npx</w:t>
+      </w:r>
+      <w:r>
+        <w:rPr>
+          <w:rStyle w:val="NormalTok"/>
+        </w:rPr>
+        <w:t xml:space="preserve"> tsx scripts/reset-master-password.ts</w:t>
+      </w:r>
+      <w:r>
+        <w:br/>
+      </w:r>
+      <w:r>
+        <w:br/>
+      </w:r>
+      <w:r>
+        <w:rPr>
+          <w:rStyle w:val="CommentTok"/>
+        </w:rPr>
+        <w:t xml:space="preserve"># O vía seed con reset</w:t>
       </w:r>
       <w:r>
         <w:br/>
@@ -1644,7 +1836,7 @@
         <w:rPr>
           <w:rStyle w:val="StringTok"/>
         </w:rPr>
-        <w:t xml:space="preserve">"NuevaContraseña1!"</w:t>
+        <w:t xml:space="preserve">"ElChele1234!"</w:t>
       </w:r>
       <w:r>
         <w:rPr>
@@ -1681,39 +1873,6 @@
           <w:rStyle w:val="NormalTok"/>
         </w:rPr>
         <w:t xml:space="preserve"> run db:seed:prod</w:t>
-      </w:r>
-      <w:r>
-        <w:br/>
-      </w:r>
-      <w:r>
-        <w:br/>
-      </w:r>
-      <w:r>
-        <w:rPr>
-          <w:rStyle w:val="CommentTok"/>
-        </w:rPr>
-        <w:t xml:space="preserve"># O usar el script dedicado:</w:t>
-      </w:r>
-      <w:r>
-        <w:br/>
-      </w:r>
-      <w:r>
-        <w:rPr>
-          <w:rStyle w:val="ExtensionTok"/>
-        </w:rPr>
-        <w:t xml:space="preserve">npx</w:t>
-      </w:r>
-      <w:r>
-        <w:rPr>
-          <w:rStyle w:val="NormalTok"/>
-        </w:rPr>
-        <w:t xml:space="preserve"> tsx scripts/reset-master-password.ts </w:t>
-      </w:r>
-      <w:r>
-        <w:rPr>
-          <w:rStyle w:val="StringTok"/>
-        </w:rPr>
-        <w:t xml:space="preserve">"NuevaContraseña1!"</w:t>
       </w:r>
     </w:p>
     <w:p>
@@ -1950,12 +2109,61 @@
       <w:pPr>
         <w:numPr>
           <w:ilvl w:val="0"/>
-          <w:numId w:val="1006"/>
+          <w:numId w:val="1005"/>
         </w:numPr>
         <w:pStyle w:val="Compact"/>
       </w:pPr>
       <w:r>
         <w:t xml:space="preserve">Verificar que el username sea correcto (es case-sensitive)</w:t>
+      </w:r>
+    </w:p>
+    <w:p>
+      <w:pPr>
+        <w:numPr>
+          <w:ilvl w:val="0"/>
+          <w:numId w:val="1005"/>
+        </w:numPr>
+        <w:pStyle w:val="Compact"/>
+      </w:pPr>
+      <w:r>
+        <w:t xml:space="preserve">Verificar que el usuario esté activo (</w:t>
+      </w:r>
+      <w:r>
+        <w:rPr>
+          <w:rStyle w:val="VerbatimChar"/>
+        </w:rPr>
+        <w:t xml:space="preserve">isActive: true</w:t>
+      </w:r>
+      <w:r>
+        <w:t xml:space="preserve">)</w:t>
+      </w:r>
+    </w:p>
+    <w:p>
+      <w:pPr>
+        <w:numPr>
+          <w:ilvl w:val="0"/>
+          <w:numId w:val="1005"/>
+        </w:numPr>
+        <w:pStyle w:val="Compact"/>
+      </w:pPr>
+      <w:r>
+        <w:t xml:space="preserve">Si es la primera vez, usar la contraseña temporal proporcionada</w:t>
+      </w:r>
+    </w:p>
+    <w:bookmarkEnd w:id="37"/>
+    <w:bookmarkStart w:id="38" w:name="demasiados-intentos-de-inicio-de-sesión"/>
+    <w:p>
+      <w:pPr>
+        <w:pStyle w:val="Heading3"/>
+      </w:pPr>
+      <w:r>
+        <w:t xml:space="preserve">“</w:t>
+      </w:r>
+      <w:r>
+        <w:t xml:space="preserve">Demasiados intentos de inicio de sesión</w:t>
+      </w:r>
+      <w:r>
+        <w:t xml:space="preserve">”</w:t>
       </w:r>
     </w:p>
     <w:p>
@@ -1967,16 +2175,7 @@
         <w:pStyle w:val="Compact"/>
       </w:pPr>
       <w:r>
-        <w:t xml:space="preserve">Verificar que el usuario esté activo (</w:t>
-      </w:r>
-      <w:r>
-        <w:rPr>
-          <w:rStyle w:val="VerbatimChar"/>
-        </w:rPr>
-        <w:t xml:space="preserve">isActive: true</w:t>
-      </w:r>
-      <w:r>
-        <w:t xml:space="preserve">)</w:t>
+        <w:t xml:space="preserve">El sistema tiene rate limiting (máx 5 intentos)</w:t>
       </w:r>
     </w:p>
     <w:p>
@@ -1988,11 +2187,23 @@
         <w:pStyle w:val="Compact"/>
       </w:pPr>
       <w:r>
-        <w:t xml:space="preserve">Si es la primera vez, usar la contraseña temporal proporcionada</w:t>
-      </w:r>
-    </w:p>
-    <w:bookmarkEnd w:id="37"/>
-    <w:bookmarkStart w:id="38" w:name="demasiados-intentos-de-inicio-de-sesión"/>
+        <w:t xml:space="preserve">Esperar el tiempo indicado en el mensaje</w:t>
+      </w:r>
+    </w:p>
+    <w:p>
+      <w:pPr>
+        <w:numPr>
+          <w:ilvl w:val="0"/>
+          <w:numId w:val="1006"/>
+        </w:numPr>
+        <w:pStyle w:val="Compact"/>
+      </w:pPr>
+      <w:r>
+        <w:t xml:space="preserve">Si es urgente, un administrador puede resetear el rate limit desde la DB</w:t>
+      </w:r>
+    </w:p>
+    <w:bookmarkEnd w:id="38"/>
+    <w:bookmarkStart w:id="39" w:name="debes-cambiar-tu-contraseña"/>
     <w:p>
       <w:pPr>
         <w:pStyle w:val="Heading3"/>
@@ -2001,7 +2212,7 @@
         <w:t xml:space="preserve">“</w:t>
       </w:r>
       <w:r>
-        <w:t xml:space="preserve">Demasiados intentos de inicio de sesión</w:t>
+        <w:t xml:space="preserve">Debes cambiar tu contraseña</w:t>
       </w:r>
       <w:r>
         <w:t xml:space="preserve">”</w:t>
@@ -2016,7 +2227,7 @@
         <w:pStyle w:val="Compact"/>
       </w:pPr>
       <w:r>
-        <w:t xml:space="preserve">El sistema tiene rate limiting (máx 5 intentos)</w:t>
+        <w:t xml:space="preserve">Es normal en el primer login</w:t>
       </w:r>
     </w:p>
     <w:p>
@@ -2028,7 +2239,19 @@
         <w:pStyle w:val="Compact"/>
       </w:pPr>
       <w:r>
-        <w:t xml:space="preserve">Esperar el tiempo indicado en el mensaje</w:t>
+        <w:t xml:space="preserve">Ingresar la contraseña temporal como</w:t>
+      </w:r>
+      <w:r>
+        <w:t xml:space="preserve"> </w:t>
+      </w:r>
+      <w:r>
+        <w:t xml:space="preserve">“</w:t>
+      </w:r>
+      <w:r>
+        <w:t xml:space="preserve">Contraseña Actual</w:t>
+      </w:r>
+      <w:r>
+        <w:t xml:space="preserve">”</w:t>
       </w:r>
     </w:p>
     <w:p>
@@ -2040,11 +2263,11 @@
         <w:pStyle w:val="Compact"/>
       </w:pPr>
       <w:r>
-        <w:t xml:space="preserve">Si es urgente, un administrador puede resetear el rate limit desde la DB</w:t>
-      </w:r>
-    </w:p>
-    <w:bookmarkEnd w:id="38"/>
-    <w:bookmarkStart w:id="39" w:name="debes-cambiar-tu-contraseña"/>
+        <w:t xml:space="preserve">Crear una nueva contraseña que cumpla los requisitos</w:t>
+      </w:r>
+    </w:p>
+    <w:bookmarkEnd w:id="39"/>
+    <w:bookmarkStart w:id="40" w:name="Xb62eff73da0fd13093eabc05f59fc4edab34c09"/>
     <w:p>
       <w:pPr>
         <w:pStyle w:val="Heading3"/>
@@ -2053,7 +2276,7 @@
         <w:t xml:space="preserve">“</w:t>
       </w:r>
       <w:r>
-        <w:t xml:space="preserve">Debes cambiar tu contraseña</w:t>
+        <w:t xml:space="preserve">La nueva contraseña no puede ser igual a la actual</w:t>
       </w:r>
       <w:r>
         <w:t xml:space="preserve">”</w:t>
@@ -2068,56 +2291,20 @@
         <w:pStyle w:val="Compact"/>
       </w:pPr>
       <w:r>
-        <w:t xml:space="preserve">Es normal en el primer login</w:t>
-      </w:r>
-    </w:p>
-    <w:p>
-      <w:pPr>
-        <w:numPr>
-          <w:ilvl w:val="0"/>
-          <w:numId w:val="1008"/>
-        </w:numPr>
-        <w:pStyle w:val="Compact"/>
-      </w:pPr>
-      <w:r>
-        <w:t xml:space="preserve">Ingresar la contraseña temporal como</w:t>
-      </w:r>
-      <w:r>
-        <w:t xml:space="preserve"> </w:t>
-      </w:r>
+        <w:t xml:space="preserve">Elegir una contraseña diferente a la actual</w:t>
+      </w:r>
+    </w:p>
+    <w:bookmarkEnd w:id="40"/>
+    <w:bookmarkStart w:id="41" w:name="auth_session_secret_missing"/>
+    <w:p>
+      <w:pPr>
+        <w:pStyle w:val="Heading3"/>
+      </w:pPr>
       <w:r>
         <w:t xml:space="preserve">“</w:t>
       </w:r>
       <w:r>
-        <w:t xml:space="preserve">Contraseña Actual</w:t>
-      </w:r>
-      <w:r>
-        <w:t xml:space="preserve">”</w:t>
-      </w:r>
-    </w:p>
-    <w:p>
-      <w:pPr>
-        <w:numPr>
-          <w:ilvl w:val="0"/>
-          <w:numId w:val="1008"/>
-        </w:numPr>
-        <w:pStyle w:val="Compact"/>
-      </w:pPr>
-      <w:r>
-        <w:t xml:space="preserve">Crear una nueva contraseña que cumpla los requisitos</w:t>
-      </w:r>
-    </w:p>
-    <w:bookmarkEnd w:id="39"/>
-    <w:bookmarkStart w:id="40" w:name="Xb62eff73da0fd13093eabc05f59fc4edab34c09"/>
-    <w:p>
-      <w:pPr>
-        <w:pStyle w:val="Heading3"/>
-      </w:pPr>
-      <w:r>
-        <w:t xml:space="preserve">“</w:t>
-      </w:r>
-      <w:r>
-        <w:t xml:space="preserve">La nueva contraseña no puede ser igual a la actual</w:t>
+        <w:t xml:space="preserve">AUTH_SESSION_SECRET_MISSING</w:t>
       </w:r>
       <w:r>
         <w:t xml:space="preserve">”</w:t>
@@ -2132,11 +2319,53 @@
         <w:pStyle w:val="Compact"/>
       </w:pPr>
       <w:r>
-        <w:t xml:space="preserve">Elegir una contraseña diferente a la actual</w:t>
-      </w:r>
-    </w:p>
-    <w:bookmarkEnd w:id="40"/>
-    <w:bookmarkStart w:id="41" w:name="auth_session_secret_missing"/>
+        <w:t xml:space="preserve">Configurar la variable</w:t>
+      </w:r>
+      <w:r>
+        <w:t xml:space="preserve"> </w:t>
+      </w:r>
+      <w:r>
+        <w:rPr>
+          <w:rStyle w:val="VerbatimChar"/>
+        </w:rPr>
+        <w:t xml:space="preserve">AUTH_SESSION_SECRET</w:t>
+      </w:r>
+      <w:r>
+        <w:t xml:space="preserve"> </w:t>
+      </w:r>
+      <w:r>
+        <w:t xml:space="preserve">en el</w:t>
+      </w:r>
+      <w:r>
+        <w:t xml:space="preserve"> </w:t>
+      </w:r>
+      <w:r>
+        <w:rPr>
+          <w:rStyle w:val="VerbatimChar"/>
+        </w:rPr>
+        <w:t xml:space="preserve">.env</w:t>
+      </w:r>
+      <w:r>
+        <w:t xml:space="preserve"> </w:t>
+      </w:r>
+      <w:r>
+        <w:t xml:space="preserve">del backend</w:t>
+      </w:r>
+    </w:p>
+    <w:p>
+      <w:pPr>
+        <w:numPr>
+          <w:ilvl w:val="0"/>
+          <w:numId w:val="1009"/>
+        </w:numPr>
+        <w:pStyle w:val="Compact"/>
+      </w:pPr>
+      <w:r>
+        <w:t xml:space="preserve">Debe tener al menos 32 caracteres</w:t>
+      </w:r>
+    </w:p>
+    <w:bookmarkEnd w:id="41"/>
+    <w:bookmarkStart w:id="42" w:name="base-de-datos-no-disponible"/>
     <w:p>
       <w:pPr>
         <w:pStyle w:val="Heading3"/>
@@ -2145,7 +2374,7 @@
         <w:t xml:space="preserve">“</w:t>
       </w:r>
       <w:r>
-        <w:t xml:space="preserve">AUTH_SESSION_SECRET_MISSING</w:t>
+        <w:t xml:space="preserve">Base de datos no disponible</w:t>
       </w:r>
       <w:r>
         <w:t xml:space="preserve">”</w:t>
@@ -2160,37 +2389,22 @@
         <w:pStyle w:val="Compact"/>
       </w:pPr>
       <w:r>
-        <w:t xml:space="preserve">Configurar la variable</w:t>
-      </w:r>
-      <w:r>
-        <w:t xml:space="preserve"> </w:t>
-      </w:r>
-      <w:r>
-        <w:rPr>
-          <w:rStyle w:val="VerbatimChar"/>
-        </w:rPr>
-        <w:t xml:space="preserve">AUTH_SESSION_SECRET</w:t>
-      </w:r>
-      <w:r>
-        <w:t xml:space="preserve"> </w:t>
-      </w:r>
-      <w:r>
-        <w:t xml:space="preserve">en el</w:t>
-      </w:r>
-      <w:r>
-        <w:t xml:space="preserve"> </w:t>
-      </w:r>
-      <w:r>
-        <w:rPr>
-          <w:rStyle w:val="VerbatimChar"/>
-        </w:rPr>
-        <w:t xml:space="preserve">.env</w:t>
-      </w:r>
-      <w:r>
-        <w:t xml:space="preserve"> </w:t>
-      </w:r>
-      <w:r>
-        <w:t xml:space="preserve">del backend</w:t>
+        <w:t xml:space="preserve">Verificar que</w:t>
+      </w:r>
+      <w:r>
+        <w:t xml:space="preserve"> </w:t>
+      </w:r>
+      <w:r>
+        <w:rPr>
+          <w:rStyle w:val="VerbatimChar"/>
+        </w:rPr>
+        <w:t xml:space="preserve">DATABASE_URL</w:t>
+      </w:r>
+      <w:r>
+        <w:t xml:space="preserve"> </w:t>
+      </w:r>
+      <w:r>
+        <w:t xml:space="preserve">esté configurada correctamente</w:t>
       </w:r>
     </w:p>
     <w:p>
@@ -2202,23 +2416,17 @@
         <w:pStyle w:val="Compact"/>
       </w:pPr>
       <w:r>
-        <w:t xml:space="preserve">Debe tener al menos 32 caracteres</w:t>
-      </w:r>
-    </w:p>
-    <w:bookmarkEnd w:id="41"/>
-    <w:bookmarkStart w:id="42" w:name="base-de-datos-no-disponible"/>
+        <w:t xml:space="preserve">Verificar que la base de datos esté accesible</w:t>
+      </w:r>
+    </w:p>
+    <w:bookmarkEnd w:id="42"/>
+    <w:bookmarkStart w:id="43" w:name="X7b7c8c0e50ae600c10d1088d8bdc8e56f9a4f49"/>
     <w:p>
       <w:pPr>
         <w:pStyle w:val="Heading3"/>
       </w:pPr>
       <w:r>
-        <w:t xml:space="preserve">“</w:t>
-      </w:r>
-      <w:r>
-        <w:t xml:space="preserve">Base de datos no disponible</w:t>
-      </w:r>
-      <w:r>
-        <w:t xml:space="preserve">”</w:t>
+        <w:t xml:space="preserve">El usuario no puede acceder a ninguna sección</w:t>
       </w:r>
     </w:p>
     <w:p>
@@ -2230,22 +2438,7 @@
         <w:pStyle w:val="Compact"/>
       </w:pPr>
       <w:r>
-        <w:t xml:space="preserve">Verificar que</w:t>
-      </w:r>
-      <w:r>
-        <w:t xml:space="preserve"> </w:t>
-      </w:r>
-      <w:r>
-        <w:rPr>
-          <w:rStyle w:val="VerbatimChar"/>
-        </w:rPr>
-        <w:t xml:space="preserve">DATABASE_URL</w:t>
-      </w:r>
-      <w:r>
-        <w:t xml:space="preserve"> </w:t>
-      </w:r>
-      <w:r>
-        <w:t xml:space="preserve">esté configurada correctamente</w:t>
+        <w:t xml:space="preserve">Verificar que tenga al menos una membresía activa (sucursal + rol)</w:t>
       </w:r>
     </w:p>
     <w:p>
@@ -2253,40 +2446,6 @@
         <w:numPr>
           <w:ilvl w:val="0"/>
           <w:numId w:val="1011"/>
-        </w:numPr>
-        <w:pStyle w:val="Compact"/>
-      </w:pPr>
-      <w:r>
-        <w:t xml:space="preserve">Verificar que la base de datos esté accesible</w:t>
-      </w:r>
-    </w:p>
-    <w:bookmarkEnd w:id="42"/>
-    <w:bookmarkStart w:id="43" w:name="X7b7c8c0e50ae600c10d1088d8bdc8e56f9a4f49"/>
-    <w:p>
-      <w:pPr>
-        <w:pStyle w:val="Heading3"/>
-      </w:pPr>
-      <w:r>
-        <w:t xml:space="preserve">El usuario no puede acceder a ninguna sección</w:t>
-      </w:r>
-    </w:p>
-    <w:p>
-      <w:pPr>
-        <w:numPr>
-          <w:ilvl w:val="0"/>
-          <w:numId w:val="1012"/>
-        </w:numPr>
-        <w:pStyle w:val="Compact"/>
-      </w:pPr>
-      <w:r>
-        <w:t xml:space="preserve">Verificar que tenga al menos una membresía activa (sucursal + rol)</w:t>
-      </w:r>
-    </w:p>
-    <w:p>
-      <w:pPr>
-        <w:numPr>
-          <w:ilvl w:val="0"/>
-          <w:numId w:val="1012"/>
         </w:numPr>
         <w:pStyle w:val="Compact"/>
       </w:pPr>
@@ -2453,12 +2612,64 @@
       <w:pPr>
         <w:numPr>
           <w:ilvl w:val="0"/>
-          <w:numId w:val="1013"/>
+          <w:numId w:val="1012"/>
         </w:numPr>
         <w:pStyle w:val="Compact"/>
       </w:pPr>
       <w:r>
         <w:t xml:space="preserve">Todas las peticiones mutantes (POST, PUT, PATCH, DELETE) requieren token CSRF</w:t>
+      </w:r>
+    </w:p>
+    <w:p>
+      <w:pPr>
+        <w:numPr>
+          <w:ilvl w:val="0"/>
+          <w:numId w:val="1012"/>
+        </w:numPr>
+        <w:pStyle w:val="Compact"/>
+      </w:pPr>
+      <w:r>
+        <w:t xml:space="preserve">El token se obtiene automáticamente via</w:t>
+      </w:r>
+      <w:r>
+        <w:t xml:space="preserve"> </w:t>
+      </w:r>
+      <w:r>
+        <w:rPr>
+          <w:rStyle w:val="VerbatimChar"/>
+        </w:rPr>
+        <w:t xml:space="preserve">GET /api/auth/csrf</w:t>
+      </w:r>
+    </w:p>
+    <w:p>
+      <w:pPr>
+        <w:numPr>
+          <w:ilvl w:val="0"/>
+          <w:numId w:val="1012"/>
+        </w:numPr>
+        <w:pStyle w:val="Compact"/>
+      </w:pPr>
+      <w:r>
+        <w:rPr>
+          <w:rStyle w:val="VerbatimChar"/>
+        </w:rPr>
+        <w:t xml:space="preserve">apiFetch()</w:t>
+      </w:r>
+      <w:r>
+        <w:t xml:space="preserve"> </w:t>
+      </w:r>
+      <w:r>
+        <w:t xml:space="preserve">maneja esto transparentemente</w:t>
+      </w:r>
+    </w:p>
+    <w:bookmarkEnd w:id="45"/>
+    <w:bookmarkStart w:id="46" w:name="session-versioning"/>
+    <w:p>
+      <w:pPr>
+        <w:pStyle w:val="Heading3"/>
+      </w:pPr>
+      <w:r>
+        <w:t xml:space="preserve">Session Versioning</w:t>
       </w:r>
     </w:p>
     <w:p>
@@ -2470,16 +2681,22 @@
         <w:pStyle w:val="Compact"/>
       </w:pPr>
       <w:r>
-        <w:t xml:space="preserve">El token se obtiene automáticamente via</w:t>
-      </w:r>
-      <w:r>
-        <w:t xml:space="preserve"> </w:t>
-      </w:r>
-      <w:r>
-        <w:rPr>
-          <w:rStyle w:val="VerbatimChar"/>
-        </w:rPr>
-        <w:t xml:space="preserve">GET /api/auth/csrf</w:t>
+        <w:t xml:space="preserve">Cada usuario tiene un</w:t>
+      </w:r>
+      <w:r>
+        <w:t xml:space="preserve"> </w:t>
+      </w:r>
+      <w:r>
+        <w:rPr>
+          <w:rStyle w:val="VerbatimChar"/>
+        </w:rPr>
+        <w:t xml:space="preserve">sessionVersion</w:t>
+      </w:r>
+      <w:r>
+        <w:t xml:space="preserve"> </w:t>
+      </w:r>
+      <w:r>
+        <w:t xml:space="preserve">counter</w:t>
       </w:r>
     </w:p>
     <w:p>
@@ -2491,81 +2708,23 @@
         <w:pStyle w:val="Compact"/>
       </w:pPr>
       <w:r>
-        <w:rPr>
-          <w:rStyle w:val="VerbatimChar"/>
-        </w:rPr>
-        <w:t xml:space="preserve">apiFetch()</w:t>
-      </w:r>
-      <w:r>
-        <w:t xml:space="preserve"> </w:t>
-      </w:r>
-      <w:r>
-        <w:t xml:space="preserve">maneja esto transparentemente</w:t>
-      </w:r>
-    </w:p>
-    <w:bookmarkEnd w:id="45"/>
-    <w:bookmarkStart w:id="46" w:name="session-versioning"/>
-    <w:p>
-      <w:pPr>
-        <w:pStyle w:val="Heading3"/>
-      </w:pPr>
-      <w:r>
-        <w:t xml:space="preserve">Session Versioning</w:t>
+        <w:t xml:space="preserve">Cuando se cambia contraseña, roles o se desactiva:</w:t>
+      </w:r>
+      <w:r>
+        <w:t xml:space="preserve"> </w:t>
+      </w:r>
+      <w:r>
+        <w:rPr>
+          <w:rStyle w:val="VerbatimChar"/>
+        </w:rPr>
+        <w:t xml:space="preserve">sessionVersion++</w:t>
       </w:r>
     </w:p>
     <w:p>
       <w:pPr>
         <w:numPr>
           <w:ilvl w:val="0"/>
-          <w:numId w:val="1014"/>
-        </w:numPr>
-        <w:pStyle w:val="Compact"/>
-      </w:pPr>
-      <w:r>
-        <w:t xml:space="preserve">Cada usuario tiene un</w:t>
-      </w:r>
-      <w:r>
-        <w:t xml:space="preserve"> </w:t>
-      </w:r>
-      <w:r>
-        <w:rPr>
-          <w:rStyle w:val="VerbatimChar"/>
-        </w:rPr>
-        <w:t xml:space="preserve">sessionVersion</w:t>
-      </w:r>
-      <w:r>
-        <w:t xml:space="preserve"> </w:t>
-      </w:r>
-      <w:r>
-        <w:t xml:space="preserve">counter</w:t>
-      </w:r>
-    </w:p>
-    <w:p>
-      <w:pPr>
-        <w:numPr>
-          <w:ilvl w:val="0"/>
-          <w:numId w:val="1014"/>
-        </w:numPr>
-        <w:pStyle w:val="Compact"/>
-      </w:pPr>
-      <w:r>
-        <w:t xml:space="preserve">Cuando se cambia contraseña, roles o se desactiva:</w:t>
-      </w:r>
-      <w:r>
-        <w:t xml:space="preserve"> </w:t>
-      </w:r>
-      <w:r>
-        <w:rPr>
-          <w:rStyle w:val="VerbatimChar"/>
-        </w:rPr>
-        <w:t xml:space="preserve">sessionVersion++</w:t>
-      </w:r>
-    </w:p>
-    <w:p>
-      <w:pPr>
-        <w:numPr>
-          <w:ilvl w:val="0"/>
-          <w:numId w:val="1014"/>
+          <w:numId w:val="1013"/>
         </w:numPr>
         <w:pStyle w:val="Compact"/>
       </w:pPr>
@@ -3121,34 +3280,7 @@
     </w:lvlOverride>
   </w:num>
   <w:num w:numId="1005">
-    <w:abstractNumId w:val="99411"/>
-    <w:lvlOverride w:ilvl="0">
-      <w:startOverride w:val="1"/>
-    </w:lvlOverride>
-    <w:lvlOverride w:ilvl="1">
-      <w:startOverride w:val="1"/>
-    </w:lvlOverride>
-    <w:lvlOverride w:ilvl="2">
-      <w:startOverride w:val="1"/>
-    </w:lvlOverride>
-    <w:lvlOverride w:ilvl="3">
-      <w:startOverride w:val="1"/>
-    </w:lvlOverride>
-    <w:lvlOverride w:ilvl="4">
-      <w:startOverride w:val="1"/>
-    </w:lvlOverride>
-    <w:lvlOverride w:ilvl="5">
-      <w:startOverride w:val="1"/>
-    </w:lvlOverride>
-    <w:lvlOverride w:ilvl="6">
-      <w:startOverride w:val="1"/>
-    </w:lvlOverride>
-    <w:lvlOverride w:ilvl="7">
-      <w:startOverride w:val="1"/>
-    </w:lvlOverride>
-    <w:lvlOverride w:ilvl="8">
-      <w:startOverride w:val="1"/>
-    </w:lvlOverride>
+    <w:abstractNumId w:val="991"/>
   </w:num>
   <w:num w:numId="1006">
     <w:abstractNumId w:val="991"/>
@@ -3172,9 +3304,6 @@
     <w:abstractNumId w:val="991"/>
   </w:num>
   <w:num w:numId="1013">
-    <w:abstractNumId w:val="991"/>
-  </w:num>
-  <w:num w:numId="1014">
     <w:abstractNumId w:val="991"/>
   </w:num>
 </w:numbering>
